--- a/Sindhi Muslim/Papers/Final Term/Class 2/Class 2 - English.docx
+++ b/Sindhi Muslim/Papers/Final Term/Class 2/Class 2 - English.docx
@@ -874,14 +874,7 @@
                 <w:sz w:val="28"/>
                 <w:szCs w:val="28"/>
               </w:rPr>
-              <w:t>T</w:t>
-            </w:r>
-            <w:r>
-              <w:rPr>
-                <w:sz w:val="28"/>
-                <w:szCs w:val="28"/>
-              </w:rPr>
-              <w:t>hey see many cows and goats. (__________)</w:t>
+              <w:t>They see many cows and goats. (__________)</w:t>
             </w:r>
           </w:p>
         </w:tc>
@@ -2072,16 +2065,7 @@
           <w:sz w:val="32"/>
           <w:szCs w:val="32"/>
         </w:rPr>
-        <w:t>2</w:t>
-      </w:r>
-      <w:r>
-        <w:rPr>
-          <w:b/>
-          <w:bCs/>
-          <w:sz w:val="32"/>
-          <w:szCs w:val="32"/>
-        </w:rPr>
-        <w:t>.</w:t>
+        <w:t>2.</w:t>
       </w:r>
       <w:r>
         <w:rPr>
@@ -3611,34 +3595,7 @@
           <w:sz w:val="32"/>
           <w:szCs w:val="32"/>
         </w:rPr>
-        <w:t xml:space="preserve">Write the </w:t>
-      </w:r>
-      <w:r>
-        <w:rPr>
-          <w:b/>
-          <w:bCs/>
-          <w:sz w:val="32"/>
-          <w:szCs w:val="32"/>
-        </w:rPr>
-        <w:t>Plurals</w:t>
-      </w:r>
-      <w:r>
-        <w:rPr>
-          <w:b/>
-          <w:bCs/>
-          <w:sz w:val="32"/>
-          <w:szCs w:val="32"/>
-        </w:rPr>
-        <w:t xml:space="preserve"> of the following </w:t>
-      </w:r>
-      <w:r>
-        <w:rPr>
-          <w:b/>
-          <w:bCs/>
-          <w:sz w:val="32"/>
-          <w:szCs w:val="32"/>
-        </w:rPr>
-        <w:t>Singulars</w:t>
+        <w:t>Write the Plurals of the following Singulars</w:t>
       </w:r>
       <w:r>
         <w:rPr>
